--- a/Documentation/Instructions for use.docx
+++ b/Documentation/Instructions for use.docx
@@ -165,58 +165,24 @@
           <w:szCs w:val="22"/>
           <w:lang w:val="en-US"/>
         </w:rPr>
-        <w:t>GRINDING</w:t>
-      </w:r>
-    </w:p>
-    <w:p>
-      <w:pPr>
-        <w:rPr>
-          <w:sz w:val="22"/>
-          <w:szCs w:val="22"/>
-          <w:lang w:val="en-US"/>
-        </w:rPr>
-      </w:pPr>
-      <w:r>
-        <w:rPr>
-          <w:sz w:val="22"/>
-          <w:szCs w:val="22"/>
-          <w:lang w:val="en-US"/>
-        </w:rPr>
-        <w:t>The controller has two basic functions: NORMAL and GBW. In normal mode, the controller will detect the grinding of beans and will purge or stop the motor automatically (can be changed in settings).</w:t>
-      </w:r>
-    </w:p>
-    <w:p>
-      <w:pPr>
-        <w:rPr>
-          <w:sz w:val="22"/>
-          <w:szCs w:val="22"/>
-          <w:lang w:val="en-US"/>
-        </w:rPr>
-      </w:pPr>
-      <w:r>
-        <w:rPr>
-          <w:sz w:val="22"/>
-          <w:szCs w:val="22"/>
-          <w:lang w:val="en-US"/>
-        </w:rPr>
-        <w:t>After 60s of running without detecting grinding or button interactions, the grinder will stop. If you press the SELECT button the motor will stop. When purge w/ button is ENABLED, START will continue to purge, otherwise it will also stop the motor.</w:t>
-      </w:r>
-    </w:p>
-    <w:p>
-      <w:pPr>
-        <w:rPr>
-          <w:sz w:val="22"/>
-          <w:szCs w:val="22"/>
-          <w:lang w:val="en-US"/>
-        </w:rPr>
-      </w:pPr>
-      <w:r>
-        <w:rPr>
-          <w:sz w:val="22"/>
-          <w:szCs w:val="22"/>
-          <w:lang w:val="en-US"/>
-        </w:rPr>
-        <w:t>Long pressing the SELECT button will change to GBW mode</w:t>
+        <w:t>IDLE</w:t>
+      </w:r>
+    </w:p>
+    <w:p>
+      <w:pPr>
+        <w:rPr>
+          <w:sz w:val="22"/>
+          <w:szCs w:val="22"/>
+          <w:lang w:val="en-US"/>
+        </w:rPr>
+      </w:pPr>
+      <w:r>
+        <w:rPr>
+          <w:sz w:val="22"/>
+          <w:szCs w:val="22"/>
+          <w:lang w:val="en-US"/>
+        </w:rPr>
+        <w:t xml:space="preserve">In IDLE, the display will show the set RPM, connection status and </w:t>
       </w:r>
     </w:p>
     <w:p>
@@ -237,105 +203,58 @@
           <w:szCs w:val="22"/>
           <w:lang w:val="en-US"/>
         </w:rPr>
-        <w:t>PURGING</w:t>
-      </w:r>
-    </w:p>
-    <w:p>
-      <w:pPr>
-        <w:rPr>
-          <w:sz w:val="22"/>
-          <w:szCs w:val="22"/>
-          <w:lang w:val="en-US"/>
-        </w:rPr>
-      </w:pPr>
-      <w:r>
-        <w:rPr>
-          <w:sz w:val="22"/>
-          <w:szCs w:val="22"/>
-          <w:lang w:val="en-US"/>
-        </w:rPr>
-        <w:t>(</w:t>
-      </w:r>
-      <w:r>
-        <w:rPr>
-          <w:sz w:val="22"/>
-          <w:szCs w:val="22"/>
-          <w:lang w:val="en-US"/>
-        </w:rPr>
-        <w:t>RUNNING-&gt;</w:t>
-      </w:r>
-      <w:r>
-        <w:rPr>
-          <w:sz w:val="22"/>
-          <w:szCs w:val="22"/>
-          <w:lang w:val="en-US"/>
-        </w:rPr>
-        <w:t>GRINDING-&gt;</w:t>
-      </w:r>
-      <w:r>
-        <w:rPr>
-          <w:sz w:val="22"/>
-          <w:szCs w:val="22"/>
-          <w:lang w:val="en-US"/>
-        </w:rPr>
-        <w:t>(delay)-&gt;</w:t>
-      </w:r>
-      <w:r>
-        <w:rPr>
-          <w:sz w:val="22"/>
-          <w:szCs w:val="22"/>
-          <w:lang w:val="en-US"/>
-        </w:rPr>
-        <w:t>STOP-&gt;FORWARD-&gt;BACKWARD)</w:t>
-      </w:r>
-    </w:p>
-    <w:p>
-      <w:pPr>
-        <w:rPr>
-          <w:sz w:val="22"/>
-          <w:szCs w:val="22"/>
-          <w:lang w:val="en-US"/>
-        </w:rPr>
-      </w:pPr>
-      <w:r>
-        <w:rPr>
-          <w:sz w:val="22"/>
-          <w:szCs w:val="22"/>
-          <w:lang w:val="en-US"/>
-        </w:rPr>
-        <w:t>Grinding</w:t>
-      </w:r>
-      <w:r>
-        <w:rPr>
-          <w:sz w:val="22"/>
-          <w:szCs w:val="22"/>
-          <w:lang w:val="en-US"/>
-        </w:rPr>
-        <w:t xml:space="preserve"> is detected based on the motor having to work harder. You can disable auto purge, </w:t>
-      </w:r>
-      <w:r>
-        <w:rPr>
-          <w:sz w:val="22"/>
-          <w:szCs w:val="22"/>
-          <w:lang w:val="en-US"/>
-        </w:rPr>
-        <w:t xml:space="preserve">change the delay or duration, </w:t>
-      </w:r>
-      <w:r>
-        <w:rPr>
-          <w:sz w:val="22"/>
-          <w:szCs w:val="22"/>
-          <w:lang w:val="en-US"/>
-        </w:rPr>
-        <w:t xml:space="preserve">change the purge RPM (0 to disable purge &amp; only auto stop) and add a reverse purge by setting the RPM higher than 0. (Default: 0). You can also enable purging by pressing the </w:t>
-      </w:r>
-      <w:r>
-        <w:rPr>
-          <w:sz w:val="22"/>
-          <w:szCs w:val="22"/>
-          <w:lang w:val="en-US"/>
-        </w:rPr>
-        <w:t xml:space="preserve">START button, if set up in settings. </w:t>
+        <w:t>GRINDING</w:t>
+      </w:r>
+    </w:p>
+    <w:p>
+      <w:pPr>
+        <w:rPr>
+          <w:sz w:val="22"/>
+          <w:szCs w:val="22"/>
+          <w:lang w:val="en-US"/>
+        </w:rPr>
+      </w:pPr>
+      <w:r>
+        <w:rPr>
+          <w:sz w:val="22"/>
+          <w:szCs w:val="22"/>
+          <w:lang w:val="en-US"/>
+        </w:rPr>
+        <w:t>The controller has two basic functions: NORMAL and GBW. In normal mode, the controller will detect the grinding of beans and will purge or stop the motor automatically (can be changed in settings).</w:t>
+      </w:r>
+    </w:p>
+    <w:p>
+      <w:pPr>
+        <w:rPr>
+          <w:sz w:val="22"/>
+          <w:szCs w:val="22"/>
+          <w:lang w:val="en-US"/>
+        </w:rPr>
+      </w:pPr>
+      <w:r>
+        <w:rPr>
+          <w:sz w:val="22"/>
+          <w:szCs w:val="22"/>
+          <w:lang w:val="en-US"/>
+        </w:rPr>
+        <w:t>After 60s of running without detecting grinding or button interactions, the grinder will stop. If you press the SELECT button the motor will stop. When purge w/ button is ENABLED, START will continue to purge, otherwise it will also stop the motor.</w:t>
+      </w:r>
+    </w:p>
+    <w:p>
+      <w:pPr>
+        <w:rPr>
+          <w:sz w:val="22"/>
+          <w:szCs w:val="22"/>
+          <w:lang w:val="en-US"/>
+        </w:rPr>
+      </w:pPr>
+      <w:r>
+        <w:rPr>
+          <w:sz w:val="22"/>
+          <w:szCs w:val="22"/>
+          <w:lang w:val="en-US"/>
+        </w:rPr>
+        <w:t>Long pressing the SELECT button will change to GBW mode</w:t>
       </w:r>
     </w:p>
     <w:p>
@@ -356,6 +275,125 @@
           <w:szCs w:val="22"/>
           <w:lang w:val="en-US"/>
         </w:rPr>
+        <w:t>PURGING</w:t>
+      </w:r>
+    </w:p>
+    <w:p>
+      <w:pPr>
+        <w:rPr>
+          <w:sz w:val="22"/>
+          <w:szCs w:val="22"/>
+          <w:lang w:val="en-US"/>
+        </w:rPr>
+      </w:pPr>
+      <w:r>
+        <w:rPr>
+          <w:sz w:val="22"/>
+          <w:szCs w:val="22"/>
+          <w:lang w:val="en-US"/>
+        </w:rPr>
+        <w:t>(</w:t>
+      </w:r>
+      <w:r>
+        <w:rPr>
+          <w:sz w:val="22"/>
+          <w:szCs w:val="22"/>
+          <w:lang w:val="en-US"/>
+        </w:rPr>
+        <w:t>RUNNING-&gt;</w:t>
+      </w:r>
+      <w:r>
+        <w:rPr>
+          <w:sz w:val="22"/>
+          <w:szCs w:val="22"/>
+          <w:lang w:val="en-US"/>
+        </w:rPr>
+        <w:t>GRINDING-&gt;</w:t>
+      </w:r>
+      <w:r>
+        <w:rPr>
+          <w:sz w:val="22"/>
+          <w:szCs w:val="22"/>
+          <w:lang w:val="en-US"/>
+        </w:rPr>
+        <w:t>(delay)-&gt;</w:t>
+      </w:r>
+      <w:r>
+        <w:rPr>
+          <w:sz w:val="22"/>
+          <w:szCs w:val="22"/>
+          <w:lang w:val="en-US"/>
+        </w:rPr>
+        <w:t>STOP-&gt;FORWARD-&gt;BACKWARD)</w:t>
+      </w:r>
+    </w:p>
+    <w:p>
+      <w:pPr>
+        <w:rPr>
+          <w:sz w:val="22"/>
+          <w:szCs w:val="22"/>
+          <w:lang w:val="en-US"/>
+        </w:rPr>
+      </w:pPr>
+      <w:r>
+        <w:rPr>
+          <w:sz w:val="22"/>
+          <w:szCs w:val="22"/>
+          <w:lang w:val="en-US"/>
+        </w:rPr>
+        <w:t>Grinding</w:t>
+      </w:r>
+      <w:r>
+        <w:rPr>
+          <w:sz w:val="22"/>
+          <w:szCs w:val="22"/>
+          <w:lang w:val="en-US"/>
+        </w:rPr>
+        <w:t xml:space="preserve"> is detected based on the motor having to work harder. You can disable auto purge, </w:t>
+      </w:r>
+      <w:r>
+        <w:rPr>
+          <w:sz w:val="22"/>
+          <w:szCs w:val="22"/>
+          <w:lang w:val="en-US"/>
+        </w:rPr>
+        <w:t xml:space="preserve">change the delay or duration, </w:t>
+      </w:r>
+      <w:r>
+        <w:rPr>
+          <w:sz w:val="22"/>
+          <w:szCs w:val="22"/>
+          <w:lang w:val="en-US"/>
+        </w:rPr>
+        <w:t xml:space="preserve">change the purge RPM (0 to disable purge &amp; only auto stop) and add a reverse purge by setting the RPM higher than 0. (Default: 0). You can also enable purging by pressing the </w:t>
+      </w:r>
+      <w:r>
+        <w:rPr>
+          <w:sz w:val="22"/>
+          <w:szCs w:val="22"/>
+          <w:lang w:val="en-US"/>
+        </w:rPr>
+        <w:t xml:space="preserve">START button, if set up in settings. </w:t>
+      </w:r>
+    </w:p>
+    <w:p>
+      <w:pPr>
+        <w:rPr>
+          <w:b/>
+          <w:bCs/>
+          <w:sz w:val="22"/>
+          <w:szCs w:val="22"/>
+          <w:lang w:val="en-US"/>
+        </w:rPr>
+      </w:pPr>
+      <w:r>
+        <w:rPr>
+          <w:b/>
+          <w:bCs/>
+          <w:sz w:val="22"/>
+          <w:szCs w:val="22"/>
+          <w:lang w:val="en-US"/>
+        </w:rPr>
         <w:t>GBW:</w:t>
       </w:r>
     </w:p>
@@ -460,7 +498,16 @@
           <w:szCs w:val="22"/>
           <w:lang w:val="en-US"/>
         </w:rPr>
-        <w:t>After connecting the scale (automatically connects to a scale which has Bluetooth enabled), place it under the output dosing cup. Fill the ‘hopper’ with beans. Select the weight required. Press START to start the GBW grinding.</w:t>
+        <w:t xml:space="preserve">After connecting the scale (automatically connects to a scale which has Bluetooth enabled), place it under the output dosing cup. Fill the ‘hopper’ with beans. Select the weight required. </w:t>
+      </w:r>
+      <w:r>
+        <w:rPr>
+          <w:sz w:val="22"/>
+          <w:szCs w:val="22"/>
+          <w:lang w:val="en-US"/>
+        </w:rPr>
+        <w:lastRenderedPageBreak/>
+        <w:t>Press START to start the GBW grinding.</w:t>
       </w:r>
       <w:r>
         <w:rPr>
@@ -515,7 +562,6 @@
           <w:szCs w:val="22"/>
           <w:lang w:val="en-US"/>
         </w:rPr>
-        <w:lastRenderedPageBreak/>
         <w:t>Menu</w:t>
       </w:r>
     </w:p>
@@ -971,6 +1017,84 @@
     </w:p>
     <w:p>
       <w:pPr>
+        <w:numPr>
+          <w:ilvl w:val="0"/>
+          <w:numId w:val="2"/>
+        </w:numPr>
+        <w:spacing w:before="100" w:beforeAutospacing="1" w:after="100" w:afterAutospacing="1" w:line="240" w:lineRule="auto"/>
+        <w:rPr>
+          <w:rFonts w:ascii="Times New Roman" w:eastAsia="Times New Roman" w:hAnsi="Times New Roman" w:cs="Times New Roman"/>
+          <w:color w:val="000000"/>
+          <w:kern w:val="0"/>
+          <w:sz w:val="22"/>
+          <w:szCs w:val="22"/>
+          <w:lang w:eastAsia="en-GB"/>
+          <w14:ligatures w14:val="none"/>
+        </w:rPr>
+      </w:pPr>
+      <w:r>
+        <w:rPr>
+          <w:rFonts w:ascii="Times New Roman" w:eastAsia="Times New Roman" w:hAnsi="Times New Roman" w:cs="Times New Roman"/>
+          <w:color w:val="000000"/>
+          <w:kern w:val="0"/>
+          <w:sz w:val="22"/>
+          <w:szCs w:val="22"/>
+          <w:lang w:eastAsia="en-GB"/>
+          <w14:ligatures w14:val="none"/>
+        </w:rPr>
+        <w:t>LED max brightness – A scalar for the button LED. Setting to 0 will disable the light.</w:t>
+      </w:r>
+    </w:p>
+    <w:p>
+      <w:pPr>
+        <w:numPr>
+          <w:ilvl w:val="0"/>
+          <w:numId w:val="2"/>
+        </w:numPr>
+        <w:spacing w:before="100" w:beforeAutospacing="1" w:after="100" w:afterAutospacing="1" w:line="240" w:lineRule="auto"/>
+        <w:rPr>
+          <w:rFonts w:ascii="Times New Roman" w:eastAsia="Times New Roman" w:hAnsi="Times New Roman" w:cs="Times New Roman"/>
+          <w:color w:val="000000"/>
+          <w:kern w:val="0"/>
+          <w:sz w:val="22"/>
+          <w:szCs w:val="22"/>
+          <w:lang w:eastAsia="en-GB"/>
+          <w14:ligatures w14:val="none"/>
+        </w:rPr>
+      </w:pPr>
+      <w:r>
+        <w:rPr>
+          <w:rFonts w:ascii="Times New Roman" w:eastAsia="Times New Roman" w:hAnsi="Times New Roman" w:cs="Times New Roman"/>
+          <w:color w:val="000000"/>
+          <w:kern w:val="0"/>
+          <w:sz w:val="22"/>
+          <w:szCs w:val="22"/>
+          <w:lang w:eastAsia="en-GB"/>
+          <w14:ligatures w14:val="none"/>
+        </w:rPr>
+        <w:t>Invert scrolling – this will invert the menu scrolling. (Changing values will still be CW positive)</w:t>
+      </w:r>
+    </w:p>
+    <w:p>
+      <w:pPr>
+        <w:numPr>
+          <w:ilvl w:val="0"/>
+          <w:numId w:val="2"/>
+        </w:numPr>
+        <w:spacing w:before="100" w:beforeAutospacing="1" w:after="100" w:afterAutospacing="1" w:line="240" w:lineRule="auto"/>
+        <w:rPr>
+          <w:rFonts w:ascii="Times New Roman" w:eastAsia="Times New Roman" w:hAnsi="Times New Roman" w:cs="Times New Roman"/>
+          <w:color w:val="000000"/>
+          <w:kern w:val="0"/>
+          <w:sz w:val="22"/>
+          <w:szCs w:val="22"/>
+          <w:lang w:eastAsia="en-GB"/>
+          <w14:ligatures w14:val="none"/>
+        </w:rPr>
+      </w:pPr>
+    </w:p>
+    <w:p>
+      <w:pPr>
         <w:spacing w:after="0" w:line="240" w:lineRule="auto"/>
         <w:rPr>
           <w:rFonts w:ascii="Times New Roman" w:eastAsia="Times New Roman" w:hAnsi="Times New Roman" w:cs="Times New Roman"/>
@@ -1199,31 +1323,31 @@
           <w:lang w:eastAsia="en-GB"/>
           <w14:ligatures w14:val="none"/>
         </w:rPr>
+        <w:t xml:space="preserve"> – Auto purge detection setting</w:t>
+      </w:r>
+      <w:r>
+        <w:rPr>
+          <w:rFonts w:ascii="Times New Roman" w:eastAsia="Times New Roman" w:hAnsi="Times New Roman" w:cs="Times New Roman"/>
+          <w:color w:val="000000"/>
+          <w:kern w:val="0"/>
+          <w:sz w:val="22"/>
+          <w:szCs w:val="22"/>
+          <w:lang w:eastAsia="en-GB"/>
+          <w14:ligatures w14:val="none"/>
+        </w:rPr>
+        <w:t xml:space="preserve"> &gt;500rpm</w:t>
+      </w:r>
+      <w:r>
+        <w:rPr>
+          <w:rFonts w:ascii="Times New Roman" w:eastAsia="Times New Roman" w:hAnsi="Times New Roman" w:cs="Times New Roman"/>
+          <w:color w:val="000000"/>
+          <w:kern w:val="0"/>
+          <w:sz w:val="22"/>
+          <w:szCs w:val="22"/>
+          <w:lang w:eastAsia="en-GB"/>
+          <w14:ligatures w14:val="none"/>
+        </w:rPr>
         <w:t xml:space="preserve"> </w:t>
-      </w:r>
-      <w:r>
-        <w:rPr>
-          <w:rFonts w:ascii="Times New Roman" w:eastAsia="Times New Roman" w:hAnsi="Times New Roman" w:cs="Times New Roman"/>
-          <w:color w:val="000000"/>
-          <w:kern w:val="0"/>
-          <w:sz w:val="22"/>
-          <w:szCs w:val="22"/>
-          <w:lang w:eastAsia="en-GB"/>
-          <w14:ligatures w14:val="none"/>
-        </w:rPr>
-        <w:t>– Auto purge detection setting</w:t>
-      </w:r>
-      <w:r>
-        <w:rPr>
-          <w:rFonts w:ascii="Times New Roman" w:eastAsia="Times New Roman" w:hAnsi="Times New Roman" w:cs="Times New Roman"/>
-          <w:color w:val="000000"/>
-          <w:kern w:val="0"/>
-          <w:sz w:val="22"/>
-          <w:szCs w:val="22"/>
-          <w:lang w:eastAsia="en-GB"/>
-          <w14:ligatures w14:val="none"/>
-        </w:rPr>
-        <w:t xml:space="preserve"> &gt;500rpm</w:t>
       </w:r>
     </w:p>
     <w:p>
@@ -1265,6 +1389,18 @@
           <w:lang w:eastAsia="en-GB"/>
           <w14:ligatures w14:val="none"/>
         </w:rPr>
+        <w:t xml:space="preserve"> – Auto purge detection setting</w:t>
+      </w:r>
+      <w:r>
+        <w:rPr>
+          <w:rFonts w:ascii="Times New Roman" w:eastAsia="Times New Roman" w:hAnsi="Times New Roman" w:cs="Times New Roman"/>
+          <w:color w:val="000000"/>
+          <w:kern w:val="0"/>
+          <w:sz w:val="22"/>
+          <w:szCs w:val="22"/>
+          <w:lang w:eastAsia="en-GB"/>
+          <w14:ligatures w14:val="none"/>
+        </w:rPr>
         <w:t xml:space="preserve"> </w:t>
       </w:r>
       <w:r>
@@ -1277,19 +1413,19 @@
           <w:lang w:eastAsia="en-GB"/>
           <w14:ligatures w14:val="none"/>
         </w:rPr>
-        <w:t>– Auto purge detection setting</w:t>
-      </w:r>
-      <w:r>
-        <w:rPr>
-          <w:rFonts w:ascii="Times New Roman" w:eastAsia="Times New Roman" w:hAnsi="Times New Roman" w:cs="Times New Roman"/>
-          <w:color w:val="000000"/>
-          <w:kern w:val="0"/>
-          <w:sz w:val="22"/>
-          <w:szCs w:val="22"/>
-          <w:lang w:eastAsia="en-GB"/>
-          <w14:ligatures w14:val="none"/>
-        </w:rPr>
         <w:t xml:space="preserve"> &lt;500rpm</w:t>
+      </w:r>
+      <w:r>
+        <w:rPr>
+          <w:rFonts w:ascii="Times New Roman" w:eastAsia="Times New Roman" w:hAnsi="Times New Roman" w:cs="Times New Roman"/>
+          <w:color w:val="000000"/>
+          <w:kern w:val="0"/>
+          <w:sz w:val="22"/>
+          <w:szCs w:val="22"/>
+          <w:lang w:eastAsia="en-GB"/>
+          <w14:ligatures w14:val="none"/>
+        </w:rPr>
+        <w:t xml:space="preserve"> </w:t>
       </w:r>
     </w:p>
     <w:p>
@@ -1331,19 +1467,7 @@
           <w:lang w:eastAsia="en-GB"/>
           <w14:ligatures w14:val="none"/>
         </w:rPr>
-        <w:t xml:space="preserve"> </w:t>
-      </w:r>
-      <w:r>
-        <w:rPr>
-          <w:rFonts w:ascii="Times New Roman" w:eastAsia="Times New Roman" w:hAnsi="Times New Roman" w:cs="Times New Roman"/>
-          <w:color w:val="000000"/>
-          <w:kern w:val="0"/>
-          <w:sz w:val="22"/>
-          <w:szCs w:val="22"/>
-          <w:lang w:eastAsia="en-GB"/>
-          <w14:ligatures w14:val="none"/>
-        </w:rPr>
-        <w:t>– Auto purge detection setting</w:t>
+        <w:t xml:space="preserve"> – Auto purge detection setting</w:t>
       </w:r>
       <w:r>
         <w:rPr>
@@ -1565,31 +1689,7 @@
           <w:lang w:eastAsia="en-GB"/>
           <w14:ligatures w14:val="none"/>
         </w:rPr>
-        <w:t xml:space="preserve"> </w:t>
-      </w:r>
-      <w:r>
-        <w:rPr>
-          <w:rFonts w:ascii="Times New Roman" w:eastAsia="Times New Roman" w:hAnsi="Times New Roman" w:cs="Times New Roman"/>
-          <w:color w:val="000000"/>
-          <w:kern w:val="0"/>
-          <w:sz w:val="22"/>
-          <w:szCs w:val="22"/>
-          <w:lang w:eastAsia="en-GB"/>
-          <w14:ligatures w14:val="none"/>
-        </w:rPr>
-        <w:t>– Auto purge detection setting</w:t>
-      </w:r>
-      <w:r>
-        <w:rPr>
-          <w:rFonts w:ascii="Times New Roman" w:eastAsia="Times New Roman" w:hAnsi="Times New Roman" w:cs="Times New Roman"/>
-          <w:color w:val="000000"/>
-          <w:kern w:val="0"/>
-          <w:sz w:val="22"/>
-          <w:szCs w:val="22"/>
-          <w:lang w:eastAsia="en-GB"/>
-          <w14:ligatures w14:val="none"/>
-        </w:rPr>
-        <w:t xml:space="preserve">  </w:t>
+        <w:t xml:space="preserve"> – Auto purge detection setting  </w:t>
       </w:r>
     </w:p>
     <w:p>
@@ -1636,6 +1736,36 @@
     </w:p>
     <w:p>
       <w:pPr>
+        <w:numPr>
+          <w:ilvl w:val="0"/>
+          <w:numId w:val="3"/>
+        </w:numPr>
+        <w:spacing w:before="100" w:beforeAutospacing="1" w:after="100" w:afterAutospacing="1" w:line="240" w:lineRule="auto"/>
+        <w:rPr>
+          <w:rFonts w:ascii="Times New Roman" w:eastAsia="Times New Roman" w:hAnsi="Times New Roman" w:cs="Times New Roman"/>
+          <w:color w:val="000000"/>
+          <w:kern w:val="0"/>
+          <w:sz w:val="22"/>
+          <w:szCs w:val="22"/>
+          <w:lang w:eastAsia="en-GB"/>
+          <w14:ligatures w14:val="none"/>
+        </w:rPr>
+      </w:pPr>
+      <w:r>
+        <w:rPr>
+          <w:rFonts w:ascii="Times New Roman" w:eastAsia="Times New Roman" w:hAnsi="Times New Roman" w:cs="Times New Roman"/>
+          <w:color w:val="000000"/>
+          <w:kern w:val="0"/>
+          <w:sz w:val="22"/>
+          <w:szCs w:val="22"/>
+          <w:lang w:eastAsia="en-GB"/>
+          <w14:ligatures w14:val="none"/>
+        </w:rPr>
+        <w:t>Purge 0rpm time – The time the motor will be off before purging (0 to instantly ramp up)</w:t>
+      </w:r>
+    </w:p>
+    <w:p>
+      <w:pPr>
         <w:spacing w:after="0" w:line="240" w:lineRule="auto"/>
         <w:rPr>
           <w:rFonts w:ascii="Times New Roman" w:eastAsia="Times New Roman" w:hAnsi="Times New Roman" w:cs="Times New Roman"/>
@@ -1964,6 +2094,7 @@
           <w:lang w:eastAsia="en-GB"/>
           <w14:ligatures w14:val="none"/>
         </w:rPr>
+        <w:lastRenderedPageBreak/>
         <w:t>Time offset</w:t>
       </w:r>
       <w:r>
